--- a/Module Edit Docs/N7-Topic3-Waveforms - Edit Doc.docx
+++ b/Module Edit Docs/N7-Topic3-Waveforms - Edit Doc.docx
@@ -313,50 +313,32 @@
         <w:t>[FIGURE PLACEHOLDER - to import at build: Figure placeholder · RA, RV, PA, and wedge tracings side by side, aligned to the ECGImport from PAC Modules deck slides 40-66 (waveforms + West zones) at build.]</w:t>
       </w:r>
     </w:p>
-    <w:p>
-      <w:pPr/>
-    </w:p>
+    <w:p/>
     <w:p>
       <w:pPr>
         <w:pStyle w:val="Heading2"/>
       </w:pPr>
       <w:r>
-        <w:rPr>
-          <w:sz w:val="19"/>
-        </w:rPr>
         <w:t>References</w:t>
       </w:r>
     </w:p>
     <w:p>
-      <w:pPr/>
       <w:r>
         <w:rPr>
           <w:i/>
-          <w:color w:val="C0392B"/>
+          <w:color w:val="6B7280"/>
           <w:sz w:val="19"/>
         </w:rPr>
-        <w:t>[Citations are editable: correct authors, years, journals, or page ranges directly, add a missing source, or flag one you want checked. These mirror the reference list at the foot of the web page.]</w:t>
+        <w:t>To DROP a reference, strike it. To ADD one, write [add: author, year, journal, roughly what it is] rather than typing the citation out. Do not correct the text of an entry here: every author list, volume, issue, page range, year and DOI is fetched from PubMed when the page is rebuilt, so an edit made here is discarded and a typo made here is caught. This list is what the page currently carries.</w:t>
       </w:r>
     </w:p>
     <w:p>
-      <w:pPr>
-        <w:pStyle w:val="ListNumber"/>
-      </w:pPr>
       <w:r>
         <w:rPr>
+          <w:color w:val="444444"/>
           <w:sz w:val="19"/>
         </w:rPr>
-        <w:t>PAC Modules deck (Patrick Lindsay) · PA Catheter Topic 3 question bank · sim-day mastery checklist. Supporting decks: Arunachalam PAC, PAC-based cardiac output.</w:t>
-      </w:r>
-    </w:p>
-    <w:p>
-      <w:pPr/>
-      <w:r>
-        <w:rPr>
-          <w:color w:val="777777"/>
-          <w:sz w:val="19"/>
-        </w:rPr>
-        <w:t>Per the V8 graphics rule, real figures are imported from the slides/Notion/Wix (with attribution) or shown as a labeled placeholder; none are newly drawn.</w:t>
+        <w:t>1. PAC Modules deck (Patrick Lindsay) · PA Catheter Topic 3 question bank · sim-day mastery checklist. Supporting decks: Arunachalam PAC, PAC-based cardiac output.</w:t>
       </w:r>
     </w:p>
     <w:sectPr>

--- a/Module Edit Docs/N7-Topic3-Waveforms - Edit Doc.docx
+++ b/Module Edit Docs/N7-Topic3-Waveforms - Edit Doc.docx
@@ -18,6 +18,47 @@
           <w:sz w:val="19"/>
         </w:rPr>
         <w:t>HOW TO USE: edit the wording directly (Track Changes if you like). For layout or a figure (size, position, wrong/missing image) write a short instruction in [brackets] right where it applies. Send it back and I apply the wording to the page and the layout notes to the styling, then regenerate. This is a content+notes doc, so it will not look exactly like the web page.</w:t>
+      </w:r>
+    </w:p>
+    <w:p/>
+    <w:p>
+      <w:r>
+        <w:rPr>
+          <w:b/>
+          <w:color w:val="B00000"/>
+          <w:sz w:val="21"/>
+        </w:rPr>
+        <w:t>ISSUES FLAGGED FOR THIS MODULE (2)</w:t>
+      </w:r>
+    </w:p>
+    <w:p>
+      <w:r>
+        <w:rPr>
+          <w:i/>
+          <w:color w:val="5A5A5A"/>
+          <w:sz w:val="19"/>
+        </w:rPr>
+        <w:t>These were found while the module was built and are not part of the prose. SOURCE means the defect is in a deck, a Notion page or the source index and has to be fixed there too. DECISION means it needs your call before the page is final. NOTE is for information. Answer them in [brackets] like any other instruction.</w:t>
+      </w:r>
+    </w:p>
+    <w:p>
+      <w:r>
+        <w:rPr>
+          <w:i/>
+          <w:color w:val="0050A0"/>
+          <w:sz w:val="19"/>
+        </w:rPr>
+        <w:t>[DECISION: Where to read a right atrial pressure. This page says "read the RA pressure at the a wave, averaging its top and bottom." The Informed pathway disagrees with itself and with this: I14 and Magder say the z point, the base of the c wave, and argue the a wave peak overstates filling pressure in a stiff ventricle. I15 says the peak of the a wave, after v2022 slide 277. They diverge in exactly the patients where the reading changes management. Needs a curriculum-level answer, after which all four pages are corrected together. Every location is marked in the HTML with TODO-CVPREAD.]</w:t>
+      </w:r>
+    </w:p>
+    <w:p>
+      <w:r>
+        <w:rPr>
+          <w:i/>
+          <w:color w:val="5A5A5A"/>
+          <w:sz w:val="19"/>
+        </w:rPr>
+        <w:t>[NOTE: This page still sits at 2026-07-13 depth and was not part of the 2026-07-23 rebuild or the review pass. Expect it to be thinner than N1 to N8.]</w:t>
       </w:r>
     </w:p>
     <w:p/>
@@ -261,7 +302,7 @@
     </w:p>
     <w:p>
       <w:r>
-        <w:t>The right atrial tracing has three positive waves and two descents. The a wave is atrial contraction and follows the P wave; the small c wave is the tricuspid valve bulging during isovolumetric contraction; the x descent follows as the annulus pulls down; the v wave is atrial filling against a closed valve and follows the T wave; the y descent is early diastolic emptying when the valve opens. Read the RA pressure at the a wave, averaging its top and bottom. In the right ventricle, systole is a tall peak just after the QRS and diastole equals the right atrial pressure, with no dicrotic notch, which is how you tell it from the pulmonary artery.</w:t>
+        <w:t>The right atrial tracing has three positive waves and two descents. The a wave is atrial contraction and follows the P wave; the small c wave is the tricuspid valve bulging during isovolumetric contraction; the x descent follows as the annulus pulls down; the v wave is atrial filling against a closed valve and follows the T wave; the y descent is early diastolic emptying when the valve opens. Read the RA pressure at the a wave, averaging its top and bottom.  In the right ventricle, systole is a tall peak just after the QRS and diastole equals the right atrial pressure, with no dicrotic notch, which is how you tell it from the pulmonary artery.</w:t>
       </w:r>
     </w:p>
     <w:p>
